--- a/docs/lead-report-layout/7page-kayac.docx
+++ b/docs/lead-report-layout/7page-kayac.docx
@@ -48,7 +48,7 @@
       </w:pPr>
       <w:r>
         <w:rPr/>
-        <w:t xml:space="preserve">2026年8月9日</w:t>
+        <w:t xml:space="preserve">2026年8月10日</w:t>
       </w:r>
     </w:p>
     <w:p>
@@ -643,34 +643,6 @@
     <w:p>
       <w:pPr/>
       <w:r>
-        <w:rPr/>
-        <w:t xml:space="preserve">AI解析による候補者に与える印象：</w:t>
-      </w:r>
-    </w:p>
-    <w:p>
-      <w:pPr/>
-      <w:r>
-        <w:rPr/>
-        <w:t xml:space="preserve">・創造性と挑戦を重視する企業文化</w:t>
-      </w:r>
-    </w:p>
-    <w:p>
-      <w:pPr/>
-      <w:r>
-        <w:rPr/>
-        <w:t xml:space="preserve">・事業・プロジェクト紹介の豊富さ</w:t>
-      </w:r>
-    </w:p>
-    <w:p>
-      <w:pPr/>
-      <w:r>
-        <w:rPr/>
-        <w:t xml:space="preserve">・会社の独自性の強調</w:t>
-      </w:r>
-    </w:p>
-    <w:p>
-      <w:pPr/>
-      <w:r>
         <w:rPr>
           <w:color w:val="7a7a7a"/>
           <w:sz w:val="17"/>
@@ -1889,7 +1861,124 @@
       <w:pPr/>
       <w:r>
         <w:rPr/>
-        <w:t xml:space="preserve">比較サイトが無いため、領域ごとの比較はご用意できません。</w:t>
+        <w:t xml:space="preserve">3つの領域のうち、サイトの記述から読み取れた項目が最も少なかったのは「会社との距離」でした。この領域から、候補者が知りたがる項目を3件挙げます。</w:t>
+      </w:r>
+    </w:p>
+    <w:p/>
+    <w:p>
+      <w:pPr/>
+      <w:r>
+        <w:rPr/>
+        <w:t xml:space="preserve">会社の魅力：自社 6 / 8</w:t>
+      </w:r>
+    </w:p>
+    <w:p>
+      <w:pPr/>
+      <w:r>
+        <w:rPr/>
+        <w:t xml:space="preserve">会社との距離：自社 1 / 8</w:t>
+      </w:r>
+    </w:p>
+    <w:p>
+      <w:pPr/>
+      <w:r>
+        <w:rPr/>
+        <w:t xml:space="preserve">仕事の魅力：自社 3 / 8</w:t>
+      </w:r>
+    </w:p>
+    <w:p/>
+    <w:p>
+      <w:pPr/>
+      <w:r>
+        <w:rPr>
+          <w:b w:val="1"/>
+          <w:bCs w:val="1"/>
+        </w:rPr>
+        <w:t xml:space="preserve">1. リーダーシップ</w:t>
+      </w:r>
+    </w:p>
+    <w:p>
+      <w:pPr/>
+      <w:r>
+        <w:rPr>
+          <w:color w:val="6B6767"/>
+          <w:sz w:val="18"/>
+          <w:szCs w:val="18"/>
+        </w:rPr>
+        <w:t xml:space="preserve">経営者・幹部の考え方や意思決定スタイルについての記述。</w:t>
+      </w:r>
+    </w:p>
+    <w:p>
+      <w:pPr/>
+      <w:r>
+        <w:rPr/>
+        <w:t xml:space="preserve">御社のサイト：記述が見つかりませんでした</w:t>
+      </w:r>
+    </w:p>
+    <w:p/>
+    <w:p>
+      <w:pPr/>
+      <w:r>
+        <w:rPr>
+          <w:b w:val="1"/>
+          <w:bCs w:val="1"/>
+        </w:rPr>
+        <w:t xml:space="preserve">2. 組織構造</w:t>
+      </w:r>
+    </w:p>
+    <w:p>
+      <w:pPr/>
+      <w:r>
+        <w:rPr>
+          <w:color w:val="6B6767"/>
+          <w:sz w:val="18"/>
+          <w:szCs w:val="18"/>
+        </w:rPr>
+        <w:t xml:space="preserve">部門・チームの編成、階層、意思決定の通り方についての記述。部署名や役職名の列挙のみでは該当しない。</w:t>
+      </w:r>
+    </w:p>
+    <w:p>
+      <w:pPr/>
+      <w:r>
+        <w:rPr/>
+        <w:t xml:space="preserve">御社のサイト：記述が見つかりませんでした</w:t>
+      </w:r>
+    </w:p>
+    <w:p/>
+    <w:p>
+      <w:pPr/>
+      <w:r>
+        <w:rPr>
+          <w:b w:val="1"/>
+          <w:bCs w:val="1"/>
+        </w:rPr>
+        <w:t xml:space="preserve">3. 重視する価値</w:t>
+      </w:r>
+    </w:p>
+    <w:p>
+      <w:pPr/>
+      <w:r>
+        <w:rPr>
+          <w:color w:val="6B6767"/>
+          <w:sz w:val="18"/>
+          <w:szCs w:val="18"/>
+        </w:rPr>
+        <w:t xml:space="preserve">組織として大切にしている価値観や行動指針についての記述。</w:t>
+      </w:r>
+    </w:p>
+    <w:p>
+      <w:pPr/>
+      <w:r>
+        <w:rPr/>
+        <w:t xml:space="preserve">御社のサイト：記述が見つかりませんでした</w:t>
+      </w:r>
+    </w:p>
+    <w:p/>
+    <w:p>
+      <w:pPr/>
+      <w:r>
+        <w:rPr/>
+        <w:t xml:space="preserve">なお、これらを『サイトに書き足す』ことで解決するとは限りません。実態はあるのに伝えられていないのか、まだ言葉になっていないのか ―― その切り分けについては最終ページをご覧ください。</w:t>
       </w:r>
     </w:p>
     <w:p>
@@ -2017,7 +2106,7 @@
                 <w:sz w:val="19"/>
                 <w:szCs w:val="19"/>
               </w:rPr>
-              <w:t xml:space="preserve">お問い合わせの際は、本レポートの発行日（2026年8月9日）と貴社名をお知らせください。</w:t>
+              <w:t xml:space="preserve">お問い合わせの際は、本レポートの発行日（2026年8月10日）と貴社名をお知らせください。</w:t>
             </w:r>
           </w:p>
         </w:tc>
